--- a/docs/incidents/INCIDENT-01 superseded refund window.docx
+++ b/docs/incidents/INCIDENT-01 superseded refund window.docx
@@ -30,12 +30,12 @@
     </w:p>
     <w:p>
       <w:r>
-        <w:t>An Assist proposal answering a billing question quoted a 30-day refund window. The current</w:t>
+        <w:t>An portal suggestion answering a billing question quoted a 30-day refund window. The current</w:t>
       </w:r>
     </w:p>
     <w:p>
       <w:r>
-        <w:t>window is 60 days. The proposal was sent without a human reading it.</w:t>
+        <w:t>window is 60 days. The suggestion was sent without a human reading it.</w:t>
       </w:r>
     </w:p>
     <w:p>
